--- a/fixtures/two-page/two-page-resume-a4.docx
+++ b/fixtures/two-page/two-page-resume-a4.docx
@@ -78,7 +78,7 @@
         <w:rPr>
           <w:rtl w:val="0"/>
         </w:rPr>
-        <w:t xml:space="preserve">Supply chain leader with 15 years in manufacturing and distribution, the last five running planning, purchasing and logistics for a $480 million packaging business. I build planning processes people actually follow, and I've cut inventory without hurting service at three companies. Looking for a senior supply chain role with a growing manufacturer.</w:t>
+        <w:t xml:space="preserve">Supply chain leader with 17 years in manufacturing and distribution, the last five running planning, purchasing and logistics for a $480 million packaging business. I build planning processes people actually follow, and I've cut inventory without hurting service at three companies. Looking for a senior supply chain role with a growing manufacturer.</w:t>
       </w:r>
     </w:p>
     <w:p>
